--- a/docs/Сценарии.docx
+++ b/docs/Сценарии.docx
@@ -24,9 +24,9 @@
           <w:noProof/>
         </w:rPr>
         <w:drawing>
-          <wp:inline distT="0" distB="0" distL="0" distR="0" wp14:anchorId="505F23C9" wp14:editId="2EE7B94E">
-            <wp:extent cx="4562774" cy="6249725"/>
-            <wp:effectExtent l="0" t="0" r="9525" b="0"/>
+          <wp:inline distT="0" distB="0" distL="0" distR="0" wp14:anchorId="557F1ECD" wp14:editId="37E50305">
+            <wp:extent cx="5979208" cy="8189843"/>
+            <wp:effectExtent l="0" t="0" r="2540" b="1905"/>
             <wp:docPr id="5" name="Рисунок 5"/>
             <wp:cNvGraphicFramePr>
               <a:graphicFrameLocks xmlns:a="http://schemas.openxmlformats.org/drawingml/2006/main" noChangeAspect="1"/>
@@ -52,7 +52,7 @@
                   <pic:spPr bwMode="auto">
                     <a:xfrm>
                       <a:off x="0" y="0"/>
-                      <a:ext cx="4571594" cy="6261805"/>
+                      <a:ext cx="5995337" cy="8211936"/>
                     </a:xfrm>
                     <a:prstGeom prst="rect">
                       <a:avLst/>
@@ -77,15 +77,6 @@
       <w:pPr>
         <w:ind w:firstLine="0"/>
         <w:jc w:val="center"/>
-        <w:rPr>
-          <w:noProof/>
-        </w:rPr>
-      </w:pPr>
-    </w:p>
-    <w:p>
-      <w:pPr>
-        <w:ind w:firstLine="0"/>
-        <w:jc w:val="center"/>
       </w:pPr>
       <w:r>
         <w:rPr>
@@ -93,9 +84,9 @@
         </w:rPr>
         <w:lastRenderedPageBreak/>
         <w:drawing>
-          <wp:inline distT="0" distB="0" distL="0" distR="0" wp14:anchorId="0A3A3A6B" wp14:editId="640A327C">
-            <wp:extent cx="4509820" cy="5788549"/>
-            <wp:effectExtent l="0" t="0" r="5080" b="3175"/>
+          <wp:inline distT="0" distB="0" distL="0" distR="0" wp14:anchorId="0D4E777F" wp14:editId="68FDAFC9">
+            <wp:extent cx="5807632" cy="7454348"/>
+            <wp:effectExtent l="0" t="0" r="3175" b="0"/>
             <wp:docPr id="6" name="Рисунок 6"/>
             <wp:cNvGraphicFramePr>
               <a:graphicFrameLocks xmlns:a="http://schemas.openxmlformats.org/drawingml/2006/main" noChangeAspect="1"/>
@@ -121,7 +112,7 @@
                   <pic:spPr bwMode="auto">
                     <a:xfrm>
                       <a:off x="0" y="0"/>
-                      <a:ext cx="4524740" cy="5807700"/>
+                      <a:ext cx="5836472" cy="7491365"/>
                     </a:xfrm>
                     <a:prstGeom prst="rect">
                       <a:avLst/>
@@ -144,6 +135,77 @@
     </w:p>
     <w:p>
       <w:pPr>
+        <w:ind w:firstLine="0"/>
+        <w:jc w:val="center"/>
+      </w:pPr>
+      <w:r>
+        <w:rPr>
+          <w:noProof/>
+        </w:rPr>
+        <w:lastRenderedPageBreak/>
+        <w:drawing>
+          <wp:inline distT="0" distB="0" distL="0" distR="0" wp14:anchorId="309F1521" wp14:editId="2D104411">
+            <wp:extent cx="5366940" cy="8050696"/>
+            <wp:effectExtent l="0" t="0" r="5715" b="7620"/>
+            <wp:docPr id="1" name="Рисунок 1"/>
+            <wp:cNvGraphicFramePr>
+              <a:graphicFrameLocks xmlns:a="http://schemas.openxmlformats.org/drawingml/2006/main" noChangeAspect="1"/>
+            </wp:cNvGraphicFramePr>
+            <a:graphic xmlns:a="http://schemas.openxmlformats.org/drawingml/2006/main">
+              <a:graphicData uri="http://schemas.openxmlformats.org/drawingml/2006/picture">
+                <pic:pic xmlns:pic="http://schemas.openxmlformats.org/drawingml/2006/picture">
+                  <pic:nvPicPr>
+                    <pic:cNvPr id="1" name="Рисунок 1"/>
+                    <pic:cNvPicPr/>
+                  </pic:nvPicPr>
+                  <pic:blipFill>
+                    <a:blip r:embed="rId9">
+                      <a:extLst>
+                        <a:ext uri="{28A0092B-C50C-407E-A947-70E740481C1C}">
+                          <a14:useLocalDpi xmlns:a14="http://schemas.microsoft.com/office/drawing/2010/main" val="0"/>
+                        </a:ext>
+                      </a:extLst>
+                    </a:blip>
+                    <a:stretch>
+                      <a:fillRect/>
+                    </a:stretch>
+                  </pic:blipFill>
+                  <pic:spPr>
+                    <a:xfrm>
+                      <a:off x="0" y="0"/>
+                      <a:ext cx="5370526" cy="8056076"/>
+                    </a:xfrm>
+                    <a:prstGeom prst="rect">
+                      <a:avLst/>
+                    </a:prstGeom>
+                  </pic:spPr>
+                </pic:pic>
+              </a:graphicData>
+            </a:graphic>
+          </wp:inline>
+        </w:drawing>
+      </w:r>
+    </w:p>
+    <w:p>
+      <w:pPr>
+        <w:spacing w:before="100" w:after="100"/>
+      </w:pPr>
+    </w:p>
+    <w:p>
+      <w:pPr>
+        <w:ind w:firstLine="0"/>
+        <w:jc w:val="left"/>
+        <w:rPr>
+          <w:b/>
+          <w:bCs/>
+        </w:rPr>
+      </w:pPr>
+      <w:r>
+        <w:br w:type="page"/>
+      </w:r>
+    </w:p>
+    <w:p>
+      <w:pPr>
         <w:pStyle w:val="1"/>
         <w:numPr>
           <w:ilvl w:val="0"/>
@@ -151,30 +213,19 @@
         </w:numPr>
       </w:pPr>
       <w:r>
+        <w:lastRenderedPageBreak/>
         <w:t>Модель жизненного цикла</w:t>
       </w:r>
     </w:p>
     <w:p>
       <w:r>
-        <w:t xml:space="preserve">Для разработки </w:t>
-      </w:r>
-      <w:r>
-        <w:t>ИС ДЦ</w:t>
-      </w:r>
-      <w:r>
-        <w:t xml:space="preserve"> выбрана итеративная модель </w:t>
+        <w:t xml:space="preserve">Для разработки ИС ДЦ выбрана итеративная модель </w:t>
       </w:r>
       <w:r>
         <w:t>ЖЦ ПО</w:t>
       </w:r>
       <w:r>
-        <w:t>.</w:t>
-      </w:r>
-      <w:r>
-        <w:t xml:space="preserve"> </w:t>
-      </w:r>
-      <w:r>
-        <w:t>Выбор обусловлен тем, что система состоит из взаимосвязанных компонентов, которые могут разрабатываться и внедряться поэтапно. На ранних этапах возможно реализовать базовые функции сбора данных и расчёта ценовых рекомендаций, а затем постепенно расширять функциональность системы.</w:t>
+        <w:t>. Выбор обусловлен тем, что система состоит из взаимосвязанных компонентов, которые могут разрабатываться и внедряться поэтапно. На ранних этапах возможно реализовать базовые функции сбора данных и расчёта ценовых рекомендаций, а затем постепенно расширять функциональность системы.</w:t>
       </w:r>
       <w:r>
         <w:t xml:space="preserve"> </w:t>
@@ -230,7 +281,6 @@
         </w:numPr>
       </w:pPr>
       <w:r>
-        <w:lastRenderedPageBreak/>
         <w:t>удобство интеграции и совершенствования моделей машинного обучения.</w:t>
       </w:r>
     </w:p>
@@ -423,14 +473,7 @@
                 <w:sz w:val="24"/>
                 <w:szCs w:val="24"/>
               </w:rPr>
-              <w:t>Прогнозирование спроса и расчёт ценовых рекоменд</w:t>
-            </w:r>
-            <w:r>
-              <w:rPr>
-                <w:sz w:val="24"/>
-                <w:szCs w:val="24"/>
-              </w:rPr>
-              <w:t>аций</w:t>
+              <w:t>Прогнозирование спроса и расчёт ценовых рекомендаций</w:t>
             </w:r>
           </w:p>
         </w:tc>
@@ -518,17 +561,8 @@
                 <w:sz w:val="24"/>
                 <w:szCs w:val="24"/>
               </w:rPr>
-              <w:t xml:space="preserve">Формирование отчётов и аналитических </w:t>
+              <w:t>Формирование отчётов и аналитических дашбордов</w:t>
             </w:r>
-            <w:proofErr w:type="spellStart"/>
-            <w:r>
-              <w:rPr>
-                <w:sz w:val="24"/>
-                <w:szCs w:val="24"/>
-              </w:rPr>
-              <w:t>дашбордов</w:t>
-            </w:r>
-            <w:proofErr w:type="spellEnd"/>
           </w:p>
         </w:tc>
       </w:tr>
@@ -586,7 +620,7 @@
       </w:r>
     </w:p>
     <w:sectPr>
-      <w:footerReference w:type="default" r:id="rId12"/>
+      <w:footerReference w:type="default" r:id="rId10"/>
       <w:pgSz w:w="11906" w:h="16838"/>
       <w:pgMar w:top="1134" w:right="850" w:bottom="1134" w:left="1701" w:header="708" w:footer="708" w:gutter="0"/>
       <w:cols w:space="708"/>

--- a/docs/Сценарии.docx
+++ b/docs/Сценарии.docx
@@ -429,7 +429,7 @@
                 <w:sz w:val="24"/>
                 <w:szCs w:val="24"/>
               </w:rPr>
-              <w:t>Предобработка данных и формирование признаков для ML-модели</w:t>
+              <w:t>Предобработка данных и формирование признаков для модели машинного обучения</w:t>
             </w:r>
           </w:p>
         </w:tc>
